--- a/resume_input/in_profile_2026-07-14.docx
+++ b/resume_input/in_profile_2026-07-14.docx
@@ -2,6 +2,87 @@
 <file path=word/document.xml><?xml version="1.0" encoding="utf-8"?>
 <w:document xmlns:wpc="http://schemas.microsoft.com/office/word/2010/wordprocessingCanvas" xmlns:cx="http://schemas.microsoft.com/office/drawing/2014/chartex" xmlns:cx1="http://schemas.microsoft.com/office/drawing/2015/9/8/chartex" xmlns:cx2="http://schemas.microsoft.com/office/drawing/2015/10/21/chartex" xmlns:cx3="http://schemas.microsoft.com/office/drawing/2016/5/9/chartex" xmlns:cx4="http://schemas.microsoft.com/office/drawing/2016/5/10/chartex" xmlns:cx5="http://schemas.microsoft.com/office/drawing/2016/5/11/chartex" xmlns:cx6="http://schemas.microsoft.com/office/drawing/2016/5/12/chartex" xmlns:cx7="http://schemas.microsoft.com/office/drawing/2016/5/13/chartex" xmlns:cx8="http://schemas.microsoft.com/office/drawing/2016/5/14/chartex" xmlns:mc="http://schemas.openxmlformats.org/markup-compatibility/2006" xmlns:aink="http://schemas.microsoft.com/office/drawing/2016/ink" xmlns:am3d="http://schemas.microsoft.com/office/drawing/2017/model3d" xmlns:o="urn:schemas-microsoft-com:office:office" xmlns:oel="http://schemas.microsoft.com/office/2019/extlst" xmlns:r="http://schemas.openxmlformats.org/officeDocument/2006/relationships" xmlns:m="http://schemas.openxmlformats.org/officeDocument/2006/math" xmlns:v="urn:schemas-microsoft-com:vml" xmlns:wp14="http://schemas.microsoft.com/office/word/2010/wordprocessingDrawing" xmlns:wp="http://schemas.openxmlformats.org/drawingml/2006/wordprocessingDrawing" xmlns:w10="urn:schemas-microsoft-com:office:word" xmlns:w="http://schemas.openxmlformats.org/wordprocessingml/2006/main" xmlns:w14="http://schemas.microsoft.com/office/word/2010/wordml" xmlns:w15="http://schemas.microsoft.com/office/word/2012/wordml" xmlns:w16cex="http://schemas.microsoft.com/office/word/2018/wordml/cex" xmlns:w16cid="http://schemas.microsoft.com/office/word/2016/wordml/cid" xmlns:w16="http://schemas.microsoft.com/office/word/2018/wordml" xmlns:w16du="http://schemas.microsoft.com/office/word/2023/wordml/word16du" xmlns:w16sdtdh="http://schemas.microsoft.com/office/word/2020/wordml/sdtdatahash" xmlns:w16sdtfl="http://schemas.microsoft.com/office/word/2024/wordml/sdtformatlock" xmlns:w16se="http://schemas.microsoft.com/office/word/2015/wordml/symex" xmlns:wpg="http://schemas.microsoft.com/office/word/2010/wordprocessingGroup" xmlns:wpi="http://schemas.microsoft.com/office/word/2010/wordprocessingInk" xmlns:wne="http://schemas.microsoft.com/office/word/2006/wordml" xmlns:wps="http://schemas.microsoft.com/office/word/2010/wordprocessingShape" mc:Ignorable="w14 w15 w16se w16cid w16 w16cex w16sdtdh w16sdtfl w16du wp14">
   <w:body>
+    <w:p>
+      <w:pPr>
+        <w:rPr>
+          <w:b/>
+          <w:bCs/>
+        </w:rPr>
+      </w:pPr>
+      <w:r>
+        <w:rPr>
+          <w:b/>
+          <w:bCs/>
+        </w:rPr>
+        <w:t>Applicant</w:t>
+      </w:r>
+      <w:r>
+        <w:rPr>
+          <w:b/>
+          <w:bCs/>
+        </w:rPr>
+        <w:t xml:space="preserve"> info</w:t>
+      </w:r>
+    </w:p>
+    <w:p>
+      <w:pPr>
+        <w:pStyle w:val="ListParagraph"/>
+        <w:numPr>
+          <w:ilvl w:val="0"/>
+          <w:numId w:val="3"/>
+        </w:numPr>
+      </w:pPr>
+      <w:r>
+        <w:t>Shelby Temple</w:t>
+      </w:r>
+    </w:p>
+    <w:p>
+      <w:pPr>
+        <w:pStyle w:val="ListParagraph"/>
+        <w:numPr>
+          <w:ilvl w:val="0"/>
+          <w:numId w:val="3"/>
+        </w:numPr>
+      </w:pPr>
+      <w:r>
+        <w:t>shelbydeantemple@gmail.com</w:t>
+      </w:r>
+    </w:p>
+    <w:p>
+      <w:pPr>
+        <w:pStyle w:val="ListParagraph"/>
+        <w:numPr>
+          <w:ilvl w:val="0"/>
+          <w:numId w:val="3"/>
+        </w:numPr>
+      </w:pPr>
+      <w:r>
+        <w:t>(847)</w:t>
+      </w:r>
+      <w:r>
+        <w:t xml:space="preserve"> 942-4375</w:t>
+      </w:r>
+    </w:p>
+    <w:p>
+      <w:pPr>
+        <w:pStyle w:val="ListParagraph"/>
+        <w:numPr>
+          <w:ilvl w:val="0"/>
+          <w:numId w:val="3"/>
+        </w:numPr>
+      </w:pPr>
+      <w:r>
+        <w:t>Lake in the Hills, Illinois</w:t>
+      </w:r>
+    </w:p>
+    <w:p>
+      <w:pPr>
+        <w:rPr>
+          <w:b/>
+          <w:bCs/>
+        </w:rPr>
+      </w:pPr>
+    </w:p>
     <w:p>
       <w:pPr>
         <w:rPr>
@@ -19,11 +100,162 @@
     </w:p>
     <w:p>
       <w:pPr>
+        <w:pStyle w:val="ListParagraph"/>
+        <w:numPr>
+          <w:ilvl w:val="0"/>
+          <w:numId w:val="4"/>
+        </w:numPr>
+      </w:pPr>
+      <w:r>
+        <w:t>+8 years with direct reports</w:t>
+      </w:r>
+    </w:p>
+    <w:p>
+      <w:pPr>
+        <w:pStyle w:val="ListParagraph"/>
+        <w:numPr>
+          <w:ilvl w:val="0"/>
+          <w:numId w:val="4"/>
+        </w:numPr>
+      </w:pPr>
+      <w:r>
+        <w:t xml:space="preserve">Managing large vendor teams </w:t>
+      </w:r>
+      <w:r>
+        <w:t xml:space="preserve">(12+ contractors) </w:t>
+      </w:r>
+      <w:r>
+        <w:t>both onshore and offshore</w:t>
+      </w:r>
+    </w:p>
+    <w:p>
+      <w:pPr>
+        <w:pStyle w:val="ListParagraph"/>
+        <w:numPr>
+          <w:ilvl w:val="0"/>
+          <w:numId w:val="4"/>
+        </w:numPr>
+      </w:pPr>
+      <w:r>
+        <w:t>Working and mentoring aspiring data scientists</w:t>
+      </w:r>
+    </w:p>
+    <w:p>
+      <w:pPr>
+        <w:pStyle w:val="ListParagraph"/>
+        <w:numPr>
+          <w:ilvl w:val="0"/>
+          <w:numId w:val="4"/>
+        </w:numPr>
+      </w:pPr>
+      <w:r>
+        <w:t>Working and mentoring aspiring leaders</w:t>
+      </w:r>
+    </w:p>
+    <w:p>
+      <w:pPr>
+        <w:pStyle w:val="ListParagraph"/>
+        <w:numPr>
+          <w:ilvl w:val="0"/>
+          <w:numId w:val="4"/>
+        </w:numPr>
+      </w:pPr>
+      <w:r>
+        <w:t>Lead by example</w:t>
+      </w:r>
+      <w:r>
+        <w:t xml:space="preserve">, I </w:t>
+      </w:r>
+      <w:r>
+        <w:t>appreciate</w:t>
+      </w:r>
+      <w:r>
+        <w:t xml:space="preserve"> staying in the know for </w:t>
+      </w:r>
+      <w:r>
+        <w:t>building data science projects</w:t>
+      </w:r>
+      <w:r>
+        <w:t xml:space="preserve"> </w:t>
+      </w:r>
+    </w:p>
+    <w:p>
+      <w:pPr>
+        <w:pStyle w:val="ListParagraph"/>
+        <w:numPr>
+          <w:ilvl w:val="0"/>
+          <w:numId w:val="4"/>
+        </w:numPr>
+      </w:pPr>
+      <w:r>
+        <w:t>Growth mindset culture, enable and facilitate development plans</w:t>
+      </w:r>
+    </w:p>
+    <w:p>
+      <w:pPr>
+        <w:pStyle w:val="ListParagraph"/>
+        <w:numPr>
+          <w:ilvl w:val="0"/>
+          <w:numId w:val="4"/>
+        </w:numPr>
         <w:rPr>
           <w:b/>
           <w:bCs/>
         </w:rPr>
       </w:pPr>
+      <w:r>
+        <w:t xml:space="preserve">Have hired, trained, and retained highly talented </w:t>
+      </w:r>
+      <w:r>
+        <w:t xml:space="preserve">and productive </w:t>
+      </w:r>
+      <w:r>
+        <w:t>teams</w:t>
+      </w:r>
+    </w:p>
+    <w:p>
+      <w:pPr>
+        <w:pStyle w:val="ListParagraph"/>
+        <w:numPr>
+          <w:ilvl w:val="0"/>
+          <w:numId w:val="4"/>
+        </w:numPr>
+        <w:rPr>
+          <w:b/>
+          <w:bCs/>
+        </w:rPr>
+      </w:pPr>
+      <w:r>
+        <w:t>Servant leader and enabler, that builds deep relationships</w:t>
+      </w:r>
+    </w:p>
+    <w:p>
+      <w:pPr>
+        <w:pStyle w:val="ListParagraph"/>
+        <w:numPr>
+          <w:ilvl w:val="0"/>
+          <w:numId w:val="4"/>
+        </w:numPr>
+        <w:rPr>
+          <w:b/>
+          <w:bCs/>
+        </w:rPr>
+      </w:pPr>
+      <w:r>
+        <w:t>Good at influencing cross-functionally and upward</w:t>
+      </w:r>
+    </w:p>
+    <w:p>
+      <w:pPr>
+        <w:pStyle w:val="ListParagraph"/>
+        <w:numPr>
+          <w:ilvl w:val="0"/>
+          <w:numId w:val="4"/>
+        </w:numPr>
+      </w:pPr>
+      <w:r>
+        <w:t>Working in 3 cross-functional mentorships overseeing career development plans for aspiring data scientists</w:t>
+      </w:r>
     </w:p>
     <w:p>
       <w:pPr>
@@ -42,10 +274,232 @@
     </w:p>
     <w:p>
       <w:pPr>
-        <w:rPr>
-          <w:b/>
-          <w:bCs/>
-        </w:rPr>
+        <w:pStyle w:val="ListParagraph"/>
+        <w:numPr>
+          <w:ilvl w:val="0"/>
+          <w:numId w:val="5"/>
+        </w:numPr>
+      </w:pPr>
+      <w:r>
+        <w:t>In-house</w:t>
+      </w:r>
+      <w:r>
+        <w:t>d</w:t>
+      </w:r>
+      <w:r>
+        <w:t xml:space="preserve"> marketing mix modeling at Allstate</w:t>
+      </w:r>
+      <w:r>
+        <w:t xml:space="preserve"> (saved Allstate </w:t>
+      </w:r>
+      <w:r>
+        <w:t>$</w:t>
+      </w:r>
+      <w:r>
+        <w:t>300k in cost each year).</w:t>
+      </w:r>
+    </w:p>
+    <w:p>
+      <w:pPr>
+        <w:pStyle w:val="ListParagraph"/>
+        <w:numPr>
+          <w:ilvl w:val="0"/>
+          <w:numId w:val="5"/>
+        </w:numPr>
+      </w:pPr>
+      <w:r>
+        <w:t xml:space="preserve">In progress of in-house marketing mix modeling at AbbVie (expecting to save AbbVie $2M in cost </w:t>
+      </w:r>
+      <w:r>
+        <w:t>each year).</w:t>
+      </w:r>
+    </w:p>
+    <w:p>
+      <w:pPr>
+        <w:pStyle w:val="ListParagraph"/>
+        <w:numPr>
+          <w:ilvl w:val="0"/>
+          <w:numId w:val="5"/>
+        </w:numPr>
+        <w:suppressAutoHyphens/>
+        <w:spacing w:after="0" w:line="240" w:lineRule="auto"/>
+        <w:contextualSpacing w:val="0"/>
+      </w:pPr>
+      <w:r>
+        <w:t xml:space="preserve">Lead design and implementation of a new custom web application that allows 50+ business analysts to conduct fit-for-purpose interactive decision tree analysis </w:t>
+      </w:r>
+    </w:p>
+    <w:p>
+      <w:pPr>
+        <w:pStyle w:val="ListParagraph"/>
+        <w:numPr>
+          <w:ilvl w:val="1"/>
+          <w:numId w:val="5"/>
+        </w:numPr>
+        <w:suppressAutoHyphens/>
+        <w:spacing w:after="0" w:line="240" w:lineRule="auto"/>
+        <w:contextualSpacing w:val="0"/>
+      </w:pPr>
+      <w:r>
+        <w:t>Accelerates analysis by providing 4 hours of time saved doing similar analysis per analyst per month (200+ hours saved overall)</w:t>
+      </w:r>
+    </w:p>
+    <w:p>
+      <w:pPr>
+        <w:pStyle w:val="ListParagraph"/>
+        <w:numPr>
+          <w:ilvl w:val="1"/>
+          <w:numId w:val="5"/>
+        </w:numPr>
+        <w:suppressAutoHyphens/>
+        <w:spacing w:after="0" w:line="240" w:lineRule="auto"/>
+        <w:contextualSpacing w:val="0"/>
+      </w:pPr>
+      <w:r>
+        <w:t>Improves quality of insights by helping analysts uncover insights they might have missed without the tool</w:t>
+      </w:r>
+    </w:p>
+    <w:p>
+      <w:pPr>
+        <w:pStyle w:val="ListParagraph"/>
+        <w:numPr>
+          <w:ilvl w:val="0"/>
+          <w:numId w:val="5"/>
+        </w:numPr>
+        <w:suppressAutoHyphens/>
+        <w:spacing w:after="0" w:line="240" w:lineRule="auto"/>
+        <w:contextualSpacing w:val="0"/>
+      </w:pPr>
+      <w:r>
+        <w:t xml:space="preserve">Build a time series data anomaly detection solution that has saved AbbVie </w:t>
+      </w:r>
+      <w:r>
+        <w:t>(600+ hours saved per year overall).</w:t>
+      </w:r>
+    </w:p>
+    <w:p>
+      <w:pPr>
+        <w:pStyle w:val="ListParagraph"/>
+        <w:numPr>
+          <w:ilvl w:val="0"/>
+          <w:numId w:val="5"/>
+        </w:numPr>
+        <w:suppressAutoHyphens/>
+        <w:spacing w:after="0" w:line="240" w:lineRule="auto"/>
+        <w:contextualSpacing w:val="0"/>
+      </w:pPr>
+      <w:r>
+        <w:t>Lead implementation of GBM based MTA for AbbVie, which was the first model derived solution at AbbVie</w:t>
+      </w:r>
+    </w:p>
+    <w:p>
+      <w:pPr>
+        <w:pStyle w:val="ListParagraph"/>
+        <w:numPr>
+          <w:ilvl w:val="0"/>
+          <w:numId w:val="5"/>
+        </w:numPr>
+        <w:suppressAutoHyphens/>
+        <w:spacing w:after="0" w:line="240" w:lineRule="auto"/>
+        <w:contextualSpacing w:val="0"/>
+      </w:pPr>
+      <w:r>
+        <w:t xml:space="preserve">Principal developer building a new B2B multi-touch attribution (MTA) marketing measurement solution from the ground up, leveraged to optimize the entire </w:t>
+      </w:r>
+      <w:r>
+        <w:lastRenderedPageBreak/>
+        <w:t>marketing budget impacting millions of dollars of annual spend across marketing and salesforce</w:t>
+      </w:r>
+    </w:p>
+    <w:p>
+      <w:pPr>
+        <w:pStyle w:val="ListParagraph"/>
+        <w:numPr>
+          <w:ilvl w:val="0"/>
+          <w:numId w:val="9"/>
+        </w:numPr>
+        <w:suppressAutoHyphens/>
+        <w:spacing w:after="0" w:line="240" w:lineRule="auto"/>
+        <w:contextualSpacing w:val="0"/>
+      </w:pPr>
+      <w:r>
+        <w:t>Used machine learning to predict probability of prospects to convert into new customers (via Python)</w:t>
+      </w:r>
+    </w:p>
+    <w:p>
+      <w:pPr>
+        <w:pStyle w:val="ListParagraph"/>
+        <w:numPr>
+          <w:ilvl w:val="0"/>
+          <w:numId w:val="10"/>
+        </w:numPr>
+        <w:suppressAutoHyphens/>
+        <w:spacing w:after="0" w:line="240" w:lineRule="auto"/>
+        <w:contextualSpacing w:val="0"/>
+      </w:pPr>
+      <w:r>
+        <w:t>Instead of underwriters working prospect leads in the order they were received, now they are worked in the order the machine learning algorithm suggests</w:t>
+      </w:r>
+    </w:p>
+    <w:p>
+      <w:pPr>
+        <w:pStyle w:val="ListParagraph"/>
+        <w:numPr>
+          <w:ilvl w:val="0"/>
+          <w:numId w:val="10"/>
+        </w:numPr>
+        <w:suppressAutoHyphens/>
+        <w:spacing w:after="0" w:line="240" w:lineRule="auto"/>
+        <w:contextualSpacing w:val="0"/>
+      </w:pPr>
+      <w:r>
+        <w:t>This project resulted in an increase in total new customers acquired, generating approximately $670K dollars in incremental written premium (annually)</w:t>
+      </w:r>
+    </w:p>
+    <w:p>
+      <w:pPr>
+        <w:pStyle w:val="ListParagraph"/>
+        <w:numPr>
+          <w:ilvl w:val="0"/>
+          <w:numId w:val="9"/>
+        </w:numPr>
+        <w:suppressAutoHyphens/>
+        <w:spacing w:after="0" w:line="240" w:lineRule="auto"/>
+        <w:contextualSpacing w:val="0"/>
+      </w:pPr>
+      <w:r>
+        <w:t>Established new approach for measuring customer acquisition at Argo since existing measurement and key performance indicators are unideal</w:t>
+      </w:r>
+    </w:p>
+    <w:p>
+      <w:pPr>
+        <w:pStyle w:val="ListParagraph"/>
+        <w:numPr>
+          <w:ilvl w:val="0"/>
+          <w:numId w:val="9"/>
+        </w:numPr>
+        <w:suppressAutoHyphens/>
+        <w:spacing w:after="0" w:line="240" w:lineRule="auto"/>
+        <w:contextualSpacing w:val="0"/>
+      </w:pPr>
+      <w:r>
+        <w:t xml:space="preserve">Deployed Allstate’s most sophisticated real time bidding machine learning solution ever (first to leverage lifetime customer value and directly ran the campaign in the marketing platform) optimizing $20K dollars per day </w:t>
+      </w:r>
+    </w:p>
+    <w:p>
+      <w:pPr>
+        <w:pStyle w:val="ListParagraph"/>
+        <w:suppressAutoHyphens/>
+        <w:spacing w:after="0" w:line="240" w:lineRule="auto"/>
+        <w:contextualSpacing w:val="0"/>
+      </w:pPr>
+    </w:p>
+    <w:p>
+      <w:pPr>
+        <w:pStyle w:val="ListParagraph"/>
+        <w:suppressAutoHyphens/>
+        <w:spacing w:after="0" w:line="240" w:lineRule="auto"/>
+        <w:contextualSpacing w:val="0"/>
       </w:pPr>
     </w:p>
     <w:p>
@@ -91,6 +545,18 @@
         </w:numPr>
       </w:pPr>
       <w:r>
+        <w:t>R</w:t>
+      </w:r>
+    </w:p>
+    <w:p>
+      <w:pPr>
+        <w:pStyle w:val="ListParagraph"/>
+        <w:numPr>
+          <w:ilvl w:val="0"/>
+          <w:numId w:val="1"/>
+        </w:numPr>
+      </w:pPr>
+      <w:r>
         <w:t>SQL</w:t>
       </w:r>
     </w:p>
@@ -103,6 +569,21 @@
         </w:numPr>
       </w:pPr>
       <w:r>
+        <w:t>BigQ</w:t>
+      </w:r>
+      <w:r>
+        <w:t>uery</w:t>
+      </w:r>
+    </w:p>
+    <w:p>
+      <w:pPr>
+        <w:pStyle w:val="ListParagraph"/>
+        <w:numPr>
+          <w:ilvl w:val="0"/>
+          <w:numId w:val="1"/>
+        </w:numPr>
+      </w:pPr>
+      <w:r>
         <w:t>Dataiku</w:t>
       </w:r>
     </w:p>
@@ -114,11 +595,9 @@
           <w:numId w:val="1"/>
         </w:numPr>
       </w:pPr>
-      <w:proofErr w:type="spellStart"/>
       <w:r>
         <w:t>Sagemaker</w:t>
       </w:r>
-      <w:proofErr w:type="spellEnd"/>
     </w:p>
     <w:p>
       <w:pPr>
@@ -188,11 +667,21 @@
           <w:numId w:val="1"/>
         </w:numPr>
       </w:pPr>
-      <w:proofErr w:type="spellStart"/>
       <w:r>
         <w:t>Github</w:t>
       </w:r>
-      <w:proofErr w:type="spellEnd"/>
+    </w:p>
+    <w:p>
+      <w:pPr>
+        <w:pStyle w:val="ListParagraph"/>
+        <w:numPr>
+          <w:ilvl w:val="0"/>
+          <w:numId w:val="1"/>
+        </w:numPr>
+      </w:pPr>
+      <w:r>
+        <w:t>Neo4j</w:t>
+      </w:r>
     </w:p>
     <w:p>
       <w:pPr>
@@ -226,7 +715,16 @@
         </w:numPr>
       </w:pPr>
       <w:r>
-        <w:t>Data Visualization</w:t>
+        <w:t xml:space="preserve">Data </w:t>
+      </w:r>
+      <w:r>
+        <w:t>v</w:t>
+      </w:r>
+      <w:r>
+        <w:t>isualization</w:t>
+      </w:r>
+      <w:r>
+        <w:t xml:space="preserve"> best practices</w:t>
       </w:r>
     </w:p>
     <w:p>
@@ -238,6 +736,115 @@
         </w:numPr>
       </w:pPr>
       <w:r>
+        <w:t>Web application &amp; dashboard development</w:t>
+      </w:r>
+    </w:p>
+    <w:p>
+      <w:pPr>
+        <w:pStyle w:val="ListParagraph"/>
+        <w:numPr>
+          <w:ilvl w:val="0"/>
+          <w:numId w:val="2"/>
+        </w:numPr>
+      </w:pPr>
+      <w:r>
+        <w:t>Building GBM based models</w:t>
+      </w:r>
+    </w:p>
+    <w:p>
+      <w:pPr>
+        <w:pStyle w:val="ListParagraph"/>
+        <w:numPr>
+          <w:ilvl w:val="0"/>
+          <w:numId w:val="2"/>
+        </w:numPr>
+      </w:pPr>
+      <w:r>
+        <w:t>Linear regression, logistic regression</w:t>
+      </w:r>
+    </w:p>
+    <w:p>
+      <w:pPr>
+        <w:pStyle w:val="ListParagraph"/>
+        <w:numPr>
+          <w:ilvl w:val="0"/>
+          <w:numId w:val="2"/>
+        </w:numPr>
+      </w:pPr>
+      <w:r>
+        <w:t xml:space="preserve">Principal component analysis </w:t>
+      </w:r>
+    </w:p>
+    <w:p>
+      <w:pPr>
+        <w:pStyle w:val="ListParagraph"/>
+        <w:numPr>
+          <w:ilvl w:val="0"/>
+          <w:numId w:val="2"/>
+        </w:numPr>
+      </w:pPr>
+      <w:r>
+        <w:t>Customer segmentation</w:t>
+      </w:r>
+    </w:p>
+    <w:p>
+      <w:pPr>
+        <w:pStyle w:val="ListParagraph"/>
+        <w:numPr>
+          <w:ilvl w:val="0"/>
+          <w:numId w:val="2"/>
+        </w:numPr>
+      </w:pPr>
+      <w:r>
+        <w:lastRenderedPageBreak/>
+        <w:t xml:space="preserve">Propensity and churn analysis </w:t>
+      </w:r>
+    </w:p>
+    <w:p>
+      <w:pPr>
+        <w:pStyle w:val="ListParagraph"/>
+        <w:numPr>
+          <w:ilvl w:val="0"/>
+          <w:numId w:val="2"/>
+        </w:numPr>
+      </w:pPr>
+      <w:r>
+        <w:t>A/B testing &amp; experimentation</w:t>
+      </w:r>
+    </w:p>
+    <w:p>
+      <w:pPr>
+        <w:pStyle w:val="ListParagraph"/>
+        <w:numPr>
+          <w:ilvl w:val="0"/>
+          <w:numId w:val="2"/>
+        </w:numPr>
+      </w:pPr>
+      <w:r>
+        <w:t>Data Science end-to-end project facilitation</w:t>
+      </w:r>
+    </w:p>
+    <w:p>
+      <w:pPr>
+        <w:pStyle w:val="ListParagraph"/>
+        <w:numPr>
+          <w:ilvl w:val="0"/>
+          <w:numId w:val="2"/>
+        </w:numPr>
+      </w:pPr>
+      <w:r>
+        <w:t>Connecting business problems with optimal data science applications</w:t>
+      </w:r>
+    </w:p>
+    <w:p>
+      <w:pPr>
+        <w:pStyle w:val="ListParagraph"/>
+        <w:numPr>
+          <w:ilvl w:val="0"/>
+          <w:numId w:val="2"/>
+        </w:numPr>
+      </w:pPr>
+      <w:r>
         <w:t>Change Management</w:t>
       </w:r>
     </w:p>
@@ -308,6 +915,189 @@
           <w:ilvl w:val="0"/>
           <w:numId w:val="2"/>
         </w:numPr>
+      </w:pPr>
+      <w:r>
+        <w:t>Graph database</w:t>
+      </w:r>
+    </w:p>
+    <w:p>
+      <w:pPr>
+        <w:pStyle w:val="ListParagraph"/>
+        <w:numPr>
+          <w:ilvl w:val="0"/>
+          <w:numId w:val="2"/>
+        </w:numPr>
+      </w:pPr>
+      <w:r>
+        <w:t>Graph analytics</w:t>
+      </w:r>
+    </w:p>
+    <w:p>
+      <w:pPr>
+        <w:rPr>
+          <w:b/>
+          <w:bCs/>
+        </w:rPr>
+      </w:pPr>
+    </w:p>
+    <w:p>
+      <w:pPr>
+        <w:rPr>
+          <w:b/>
+          <w:bCs/>
+        </w:rPr>
+      </w:pPr>
+      <w:r>
+        <w:rPr>
+          <w:b/>
+          <w:bCs/>
+        </w:rPr>
+        <w:t>Hobbies/</w:t>
+      </w:r>
+      <w:r>
+        <w:rPr>
+          <w:b/>
+          <w:bCs/>
+        </w:rPr>
+        <w:t>Interests</w:t>
+      </w:r>
+    </w:p>
+    <w:p>
+      <w:pPr>
+        <w:pStyle w:val="ListParagraph"/>
+        <w:numPr>
+          <w:ilvl w:val="0"/>
+          <w:numId w:val="8"/>
+        </w:numPr>
+      </w:pPr>
+      <w:r>
+        <w:t>Truly enjoy data science</w:t>
+      </w:r>
+      <w:r>
+        <w:t>, AI/ML, reads and writes about it</w:t>
+      </w:r>
+    </w:p>
+    <w:p>
+      <w:pPr>
+        <w:pStyle w:val="ListParagraph"/>
+        <w:numPr>
+          <w:ilvl w:val="0"/>
+          <w:numId w:val="8"/>
+        </w:numPr>
+      </w:pPr>
+      <w:r>
+        <w:t>Video games</w:t>
+      </w:r>
+    </w:p>
+    <w:p>
+      <w:pPr>
+        <w:pStyle w:val="ListParagraph"/>
+        <w:numPr>
+          <w:ilvl w:val="0"/>
+          <w:numId w:val="8"/>
+        </w:numPr>
+      </w:pPr>
+      <w:r>
+        <w:t>Movies</w:t>
+      </w:r>
+    </w:p>
+    <w:p>
+      <w:pPr>
+        <w:rPr>
+          <w:b/>
+          <w:bCs/>
+        </w:rPr>
+      </w:pPr>
+      <w:r>
+        <w:rPr>
+          <w:b/>
+          <w:bCs/>
+        </w:rPr>
+        <w:t xml:space="preserve">Recent </w:t>
+      </w:r>
+      <w:r>
+        <w:rPr>
+          <w:b/>
+          <w:bCs/>
+        </w:rPr>
+        <w:t>Awards</w:t>
+      </w:r>
+    </w:p>
+    <w:p>
+      <w:pPr>
+        <w:pStyle w:val="ListParagraph"/>
+        <w:numPr>
+          <w:ilvl w:val="0"/>
+          <w:numId w:val="8"/>
+        </w:numPr>
+      </w:pPr>
+      <w:r>
+        <w:t>Recipient of Data Scientist of the Year at AbbVie (2025)</w:t>
+      </w:r>
+    </w:p>
+    <w:p>
+      <w:pPr>
+        <w:rPr>
+          <w:b/>
+          <w:bCs/>
+        </w:rPr>
+      </w:pPr>
+      <w:r>
+        <w:rPr>
+          <w:b/>
+          <w:bCs/>
+        </w:rPr>
+        <w:t>Things that make me unique</w:t>
+      </w:r>
+    </w:p>
+    <w:p>
+      <w:pPr>
+        <w:pStyle w:val="ListParagraph"/>
+        <w:numPr>
+          <w:ilvl w:val="0"/>
+          <w:numId w:val="7"/>
+        </w:numPr>
+      </w:pPr>
+      <w:r>
+        <w:t xml:space="preserve">Contributor to </w:t>
+      </w:r>
+      <w:r>
+        <w:t xml:space="preserve">company-based </w:t>
+      </w:r>
+      <w:r>
+        <w:t>data science communities</w:t>
+      </w:r>
+    </w:p>
+    <w:p>
+      <w:pPr>
+        <w:pStyle w:val="ListParagraph"/>
+        <w:numPr>
+          <w:ilvl w:val="0"/>
+          <w:numId w:val="7"/>
+        </w:numPr>
+      </w:pPr>
+      <w:r>
+        <w:t>Gifted at communicating about data science AI/ML</w:t>
+      </w:r>
+    </w:p>
+    <w:p>
+      <w:pPr>
+        <w:pStyle w:val="ListParagraph"/>
+        <w:numPr>
+          <w:ilvl w:val="0"/>
+          <w:numId w:val="7"/>
+        </w:numPr>
+      </w:pPr>
+      <w:r>
+        <w:t>Truly enjoy</w:t>
+      </w:r>
+    </w:p>
+    <w:p>
+      <w:pPr>
+        <w:rPr>
+          <w:b/>
+          <w:bCs/>
+        </w:rPr>
       </w:pPr>
     </w:p>
     <w:p/>
@@ -324,6 +1114,28 @@
 <file path=word/numbering.xml><?xml version="1.0" encoding="utf-8"?>
 <w:numbering xmlns:wpc="http://schemas.microsoft.com/office/word/2010/wordprocessingCanvas" xmlns:cx="http://schemas.microsoft.com/office/drawing/2014/chartex" xmlns:cx1="http://schemas.microsoft.com/office/drawing/2015/9/8/chartex" xmlns:cx2="http://schemas.microsoft.com/office/drawing/2015/10/21/chartex" xmlns:cx3="http://schemas.microsoft.com/office/drawing/2016/5/9/chartex" xmlns:cx4="http://schemas.microsoft.com/office/drawing/2016/5/10/chartex" xmlns:cx5="http://schemas.microsoft.com/office/drawing/2016/5/11/chartex" xmlns:cx6="http://schemas.microsoft.com/office/drawing/2016/5/12/chartex" xmlns:cx7="http://schemas.microsoft.com/office/drawing/2016/5/13/chartex" xmlns:cx8="http://schemas.microsoft.com/office/drawing/2016/5/14/chartex" xmlns:mc="http://schemas.openxmlformats.org/markup-compatibility/2006" xmlns:aink="http://schemas.microsoft.com/office/drawing/2016/ink" xmlns:am3d="http://schemas.microsoft.com/office/drawing/2017/model3d" xmlns:o="urn:schemas-microsoft-com:office:office" xmlns:oel="http://schemas.microsoft.com/office/2019/extlst" xmlns:r="http://schemas.openxmlformats.org/officeDocument/2006/relationships" xmlns:m="http://schemas.openxmlformats.org/officeDocument/2006/math" xmlns:v="urn:schemas-microsoft-com:vml" xmlns:wp14="http://schemas.microsoft.com/office/word/2010/wordprocessingDrawing" xmlns:wp="http://schemas.openxmlformats.org/drawingml/2006/wordprocessingDrawing" xmlns:w10="urn:schemas-microsoft-com:office:word" xmlns:w="http://schemas.openxmlformats.org/wordprocessingml/2006/main" xmlns:w14="http://schemas.microsoft.com/office/word/2010/wordml" xmlns:w15="http://schemas.microsoft.com/office/word/2012/wordml" xmlns:w16cex="http://schemas.microsoft.com/office/word/2018/wordml/cex" xmlns:w16cid="http://schemas.microsoft.com/office/word/2016/wordml/cid" xmlns:w16="http://schemas.microsoft.com/office/word/2018/wordml" xmlns:w16du="http://schemas.microsoft.com/office/word/2023/wordml/word16du" xmlns:w16sdtdh="http://schemas.microsoft.com/office/word/2020/wordml/sdtdatahash" xmlns:w16sdtfl="http://schemas.microsoft.com/office/word/2024/wordml/sdtformatlock" xmlns:w16se="http://schemas.microsoft.com/office/word/2015/wordml/symex" xmlns:wpg="http://schemas.microsoft.com/office/word/2010/wordprocessingGroup" xmlns:wpi="http://schemas.microsoft.com/office/word/2010/wordprocessingInk" xmlns:wne="http://schemas.microsoft.com/office/word/2006/wordml" xmlns:wps="http://schemas.microsoft.com/office/word/2010/wordprocessingShape" mc:Ignorable="w14 w15 w16se w16cid w16 w16cex w16sdtdh w16sdtfl w16du wp14">
   <w:abstractNum w:abstractNumId="0" w15:restartNumberingAfterBreak="0">
+    <w:nsid w:val="00000001"/>
+    <w:multiLevelType w:val="singleLevel"/>
+    <w:tmpl w:val="00000001"/>
+    <w:lvl w:ilvl="0">
+      <w:start w:val="1"/>
+      <w:numFmt w:val="bullet"/>
+      <w:lvlText w:val=""/>
+      <w:lvlJc w:val="left"/>
+      <w:pPr>
+        <w:tabs>
+          <w:tab w:val="num" w:pos="0"/>
+        </w:tabs>
+        <w:ind w:left="720" w:hanging="360"/>
+      </w:pPr>
+      <w:rPr>
+        <w:rFonts w:ascii="Symbol" w:hAnsi="Symbol" w:cs="Symbol" w:hint="default"/>
+        <w:sz w:val="21"/>
+        <w:szCs w:val="21"/>
+      </w:rPr>
+    </w:lvl>
+  </w:abstractNum>
+  <w:abstractNum w:abstractNumId="1" w15:restartNumberingAfterBreak="0">
     <w:nsid w:val="1F8619B1"/>
     <w:multiLevelType w:val="hybridMultilevel"/>
     <w:tmpl w:val="BDEA6002"/>
@@ -436,7 +1248,346 @@
       </w:rPr>
     </w:lvl>
   </w:abstractNum>
-  <w:abstractNum w:abstractNumId="1" w15:restartNumberingAfterBreak="0">
+  <w:abstractNum w:abstractNumId="2" w15:restartNumberingAfterBreak="0">
+    <w:nsid w:val="26F9472A"/>
+    <w:multiLevelType w:val="hybridMultilevel"/>
+    <w:tmpl w:val="E2124854"/>
+    <w:lvl w:ilvl="0" w:tplc="04090001">
+      <w:start w:val="1"/>
+      <w:numFmt w:val="bullet"/>
+      <w:lvlText w:val=""/>
+      <w:lvlJc w:val="left"/>
+      <w:pPr>
+        <w:ind w:left="720" w:hanging="360"/>
+      </w:pPr>
+      <w:rPr>
+        <w:rFonts w:ascii="Symbol" w:hAnsi="Symbol" w:hint="default"/>
+      </w:rPr>
+    </w:lvl>
+    <w:lvl w:ilvl="1" w:tplc="04090003" w:tentative="1">
+      <w:start w:val="1"/>
+      <w:numFmt w:val="bullet"/>
+      <w:lvlText w:val="o"/>
+      <w:lvlJc w:val="left"/>
+      <w:pPr>
+        <w:ind w:left="1440" w:hanging="360"/>
+      </w:pPr>
+      <w:rPr>
+        <w:rFonts w:ascii="Courier New" w:hAnsi="Courier New" w:cs="Courier New" w:hint="default"/>
+      </w:rPr>
+    </w:lvl>
+    <w:lvl w:ilvl="2" w:tplc="04090005" w:tentative="1">
+      <w:start w:val="1"/>
+      <w:numFmt w:val="bullet"/>
+      <w:lvlText w:val=""/>
+      <w:lvlJc w:val="left"/>
+      <w:pPr>
+        <w:ind w:left="2160" w:hanging="360"/>
+      </w:pPr>
+      <w:rPr>
+        <w:rFonts w:ascii="Wingdings" w:hAnsi="Wingdings" w:hint="default"/>
+      </w:rPr>
+    </w:lvl>
+    <w:lvl w:ilvl="3" w:tplc="04090001" w:tentative="1">
+      <w:start w:val="1"/>
+      <w:numFmt w:val="bullet"/>
+      <w:lvlText w:val=""/>
+      <w:lvlJc w:val="left"/>
+      <w:pPr>
+        <w:ind w:left="2880" w:hanging="360"/>
+      </w:pPr>
+      <w:rPr>
+        <w:rFonts w:ascii="Symbol" w:hAnsi="Symbol" w:hint="default"/>
+      </w:rPr>
+    </w:lvl>
+    <w:lvl w:ilvl="4" w:tplc="04090003" w:tentative="1">
+      <w:start w:val="1"/>
+      <w:numFmt w:val="bullet"/>
+      <w:lvlText w:val="o"/>
+      <w:lvlJc w:val="left"/>
+      <w:pPr>
+        <w:ind w:left="3600" w:hanging="360"/>
+      </w:pPr>
+      <w:rPr>
+        <w:rFonts w:ascii="Courier New" w:hAnsi="Courier New" w:cs="Courier New" w:hint="default"/>
+      </w:rPr>
+    </w:lvl>
+    <w:lvl w:ilvl="5" w:tplc="04090005" w:tentative="1">
+      <w:start w:val="1"/>
+      <w:numFmt w:val="bullet"/>
+      <w:lvlText w:val=""/>
+      <w:lvlJc w:val="left"/>
+      <w:pPr>
+        <w:ind w:left="4320" w:hanging="360"/>
+      </w:pPr>
+      <w:rPr>
+        <w:rFonts w:ascii="Wingdings" w:hAnsi="Wingdings" w:hint="default"/>
+      </w:rPr>
+    </w:lvl>
+    <w:lvl w:ilvl="6" w:tplc="04090001" w:tentative="1">
+      <w:start w:val="1"/>
+      <w:numFmt w:val="bullet"/>
+      <w:lvlText w:val=""/>
+      <w:lvlJc w:val="left"/>
+      <w:pPr>
+        <w:ind w:left="5040" w:hanging="360"/>
+      </w:pPr>
+      <w:rPr>
+        <w:rFonts w:ascii="Symbol" w:hAnsi="Symbol" w:hint="default"/>
+      </w:rPr>
+    </w:lvl>
+    <w:lvl w:ilvl="7" w:tplc="04090003" w:tentative="1">
+      <w:start w:val="1"/>
+      <w:numFmt w:val="bullet"/>
+      <w:lvlText w:val="o"/>
+      <w:lvlJc w:val="left"/>
+      <w:pPr>
+        <w:ind w:left="5760" w:hanging="360"/>
+      </w:pPr>
+      <w:rPr>
+        <w:rFonts w:ascii="Courier New" w:hAnsi="Courier New" w:cs="Courier New" w:hint="default"/>
+      </w:rPr>
+    </w:lvl>
+    <w:lvl w:ilvl="8" w:tplc="04090005" w:tentative="1">
+      <w:start w:val="1"/>
+      <w:numFmt w:val="bullet"/>
+      <w:lvlText w:val=""/>
+      <w:lvlJc w:val="left"/>
+      <w:pPr>
+        <w:ind w:left="6480" w:hanging="360"/>
+      </w:pPr>
+      <w:rPr>
+        <w:rFonts w:ascii="Wingdings" w:hAnsi="Wingdings" w:hint="default"/>
+      </w:rPr>
+    </w:lvl>
+  </w:abstractNum>
+  <w:abstractNum w:abstractNumId="3" w15:restartNumberingAfterBreak="0">
+    <w:nsid w:val="3A14518C"/>
+    <w:multiLevelType w:val="hybridMultilevel"/>
+    <w:tmpl w:val="3A287E2E"/>
+    <w:lvl w:ilvl="0" w:tplc="04090001">
+      <w:start w:val="1"/>
+      <w:numFmt w:val="bullet"/>
+      <w:lvlText w:val=""/>
+      <w:lvlJc w:val="left"/>
+      <w:pPr>
+        <w:ind w:left="720" w:hanging="360"/>
+      </w:pPr>
+      <w:rPr>
+        <w:rFonts w:ascii="Symbol" w:hAnsi="Symbol" w:hint="default"/>
+      </w:rPr>
+    </w:lvl>
+    <w:lvl w:ilvl="1" w:tplc="04090003" w:tentative="1">
+      <w:start w:val="1"/>
+      <w:numFmt w:val="bullet"/>
+      <w:lvlText w:val="o"/>
+      <w:lvlJc w:val="left"/>
+      <w:pPr>
+        <w:ind w:left="1440" w:hanging="360"/>
+      </w:pPr>
+      <w:rPr>
+        <w:rFonts w:ascii="Courier New" w:hAnsi="Courier New" w:cs="Courier New" w:hint="default"/>
+      </w:rPr>
+    </w:lvl>
+    <w:lvl w:ilvl="2" w:tplc="04090005" w:tentative="1">
+      <w:start w:val="1"/>
+      <w:numFmt w:val="bullet"/>
+      <w:lvlText w:val=""/>
+      <w:lvlJc w:val="left"/>
+      <w:pPr>
+        <w:ind w:left="2160" w:hanging="360"/>
+      </w:pPr>
+      <w:rPr>
+        <w:rFonts w:ascii="Wingdings" w:hAnsi="Wingdings" w:hint="default"/>
+      </w:rPr>
+    </w:lvl>
+    <w:lvl w:ilvl="3" w:tplc="04090001" w:tentative="1">
+      <w:start w:val="1"/>
+      <w:numFmt w:val="bullet"/>
+      <w:lvlText w:val=""/>
+      <w:lvlJc w:val="left"/>
+      <w:pPr>
+        <w:ind w:left="2880" w:hanging="360"/>
+      </w:pPr>
+      <w:rPr>
+        <w:rFonts w:ascii="Symbol" w:hAnsi="Symbol" w:hint="default"/>
+      </w:rPr>
+    </w:lvl>
+    <w:lvl w:ilvl="4" w:tplc="04090003" w:tentative="1">
+      <w:start w:val="1"/>
+      <w:numFmt w:val="bullet"/>
+      <w:lvlText w:val="o"/>
+      <w:lvlJc w:val="left"/>
+      <w:pPr>
+        <w:ind w:left="3600" w:hanging="360"/>
+      </w:pPr>
+      <w:rPr>
+        <w:rFonts w:ascii="Courier New" w:hAnsi="Courier New" w:cs="Courier New" w:hint="default"/>
+      </w:rPr>
+    </w:lvl>
+    <w:lvl w:ilvl="5" w:tplc="04090005" w:tentative="1">
+      <w:start w:val="1"/>
+      <w:numFmt w:val="bullet"/>
+      <w:lvlText w:val=""/>
+      <w:lvlJc w:val="left"/>
+      <w:pPr>
+        <w:ind w:left="4320" w:hanging="360"/>
+      </w:pPr>
+      <w:rPr>
+        <w:rFonts w:ascii="Wingdings" w:hAnsi="Wingdings" w:hint="default"/>
+      </w:rPr>
+    </w:lvl>
+    <w:lvl w:ilvl="6" w:tplc="04090001" w:tentative="1">
+      <w:start w:val="1"/>
+      <w:numFmt w:val="bullet"/>
+      <w:lvlText w:val=""/>
+      <w:lvlJc w:val="left"/>
+      <w:pPr>
+        <w:ind w:left="5040" w:hanging="360"/>
+      </w:pPr>
+      <w:rPr>
+        <w:rFonts w:ascii="Symbol" w:hAnsi="Symbol" w:hint="default"/>
+      </w:rPr>
+    </w:lvl>
+    <w:lvl w:ilvl="7" w:tplc="04090003" w:tentative="1">
+      <w:start w:val="1"/>
+      <w:numFmt w:val="bullet"/>
+      <w:lvlText w:val="o"/>
+      <w:lvlJc w:val="left"/>
+      <w:pPr>
+        <w:ind w:left="5760" w:hanging="360"/>
+      </w:pPr>
+      <w:rPr>
+        <w:rFonts w:ascii="Courier New" w:hAnsi="Courier New" w:cs="Courier New" w:hint="default"/>
+      </w:rPr>
+    </w:lvl>
+    <w:lvl w:ilvl="8" w:tplc="04090005" w:tentative="1">
+      <w:start w:val="1"/>
+      <w:numFmt w:val="bullet"/>
+      <w:lvlText w:val=""/>
+      <w:lvlJc w:val="left"/>
+      <w:pPr>
+        <w:ind w:left="6480" w:hanging="360"/>
+      </w:pPr>
+      <w:rPr>
+        <w:rFonts w:ascii="Wingdings" w:hAnsi="Wingdings" w:hint="default"/>
+      </w:rPr>
+    </w:lvl>
+  </w:abstractNum>
+  <w:abstractNum w:abstractNumId="4" w15:restartNumberingAfterBreak="0">
+    <w:nsid w:val="3C1D6E15"/>
+    <w:multiLevelType w:val="hybridMultilevel"/>
+    <w:tmpl w:val="DC8CA078"/>
+    <w:lvl w:ilvl="0" w:tplc="04090001">
+      <w:start w:val="1"/>
+      <w:numFmt w:val="bullet"/>
+      <w:lvlText w:val=""/>
+      <w:lvlJc w:val="left"/>
+      <w:pPr>
+        <w:ind w:left="720" w:hanging="360"/>
+      </w:pPr>
+      <w:rPr>
+        <w:rFonts w:ascii="Symbol" w:hAnsi="Symbol" w:hint="default"/>
+      </w:rPr>
+    </w:lvl>
+    <w:lvl w:ilvl="1" w:tplc="04090003" w:tentative="1">
+      <w:start w:val="1"/>
+      <w:numFmt w:val="bullet"/>
+      <w:lvlText w:val="o"/>
+      <w:lvlJc w:val="left"/>
+      <w:pPr>
+        <w:ind w:left="1440" w:hanging="360"/>
+      </w:pPr>
+      <w:rPr>
+        <w:rFonts w:ascii="Courier New" w:hAnsi="Courier New" w:cs="Courier New" w:hint="default"/>
+      </w:rPr>
+    </w:lvl>
+    <w:lvl w:ilvl="2" w:tplc="04090005" w:tentative="1">
+      <w:start w:val="1"/>
+      <w:numFmt w:val="bullet"/>
+      <w:lvlText w:val=""/>
+      <w:lvlJc w:val="left"/>
+      <w:pPr>
+        <w:ind w:left="2160" w:hanging="360"/>
+      </w:pPr>
+      <w:rPr>
+        <w:rFonts w:ascii="Wingdings" w:hAnsi="Wingdings" w:hint="default"/>
+      </w:rPr>
+    </w:lvl>
+    <w:lvl w:ilvl="3" w:tplc="04090001" w:tentative="1">
+      <w:start w:val="1"/>
+      <w:numFmt w:val="bullet"/>
+      <w:lvlText w:val=""/>
+      <w:lvlJc w:val="left"/>
+      <w:pPr>
+        <w:ind w:left="2880" w:hanging="360"/>
+      </w:pPr>
+      <w:rPr>
+        <w:rFonts w:ascii="Symbol" w:hAnsi="Symbol" w:hint="default"/>
+      </w:rPr>
+    </w:lvl>
+    <w:lvl w:ilvl="4" w:tplc="04090003" w:tentative="1">
+      <w:start w:val="1"/>
+      <w:numFmt w:val="bullet"/>
+      <w:lvlText w:val="o"/>
+      <w:lvlJc w:val="left"/>
+      <w:pPr>
+        <w:ind w:left="3600" w:hanging="360"/>
+      </w:pPr>
+      <w:rPr>
+        <w:rFonts w:ascii="Courier New" w:hAnsi="Courier New" w:cs="Courier New" w:hint="default"/>
+      </w:rPr>
+    </w:lvl>
+    <w:lvl w:ilvl="5" w:tplc="04090005" w:tentative="1">
+      <w:start w:val="1"/>
+      <w:numFmt w:val="bullet"/>
+      <w:lvlText w:val=""/>
+      <w:lvlJc w:val="left"/>
+      <w:pPr>
+        <w:ind w:left="4320" w:hanging="360"/>
+      </w:pPr>
+      <w:rPr>
+        <w:rFonts w:ascii="Wingdings" w:hAnsi="Wingdings" w:hint="default"/>
+      </w:rPr>
+    </w:lvl>
+    <w:lvl w:ilvl="6" w:tplc="04090001" w:tentative="1">
+      <w:start w:val="1"/>
+      <w:numFmt w:val="bullet"/>
+      <w:lvlText w:val=""/>
+      <w:lvlJc w:val="left"/>
+      <w:pPr>
+        <w:ind w:left="5040" w:hanging="360"/>
+      </w:pPr>
+      <w:rPr>
+        <w:rFonts w:ascii="Symbol" w:hAnsi="Symbol" w:hint="default"/>
+      </w:rPr>
+    </w:lvl>
+    <w:lvl w:ilvl="7" w:tplc="04090003" w:tentative="1">
+      <w:start w:val="1"/>
+      <w:numFmt w:val="bullet"/>
+      <w:lvlText w:val="o"/>
+      <w:lvlJc w:val="left"/>
+      <w:pPr>
+        <w:ind w:left="5760" w:hanging="360"/>
+      </w:pPr>
+      <w:rPr>
+        <w:rFonts w:ascii="Courier New" w:hAnsi="Courier New" w:cs="Courier New" w:hint="default"/>
+      </w:rPr>
+    </w:lvl>
+    <w:lvl w:ilvl="8" w:tplc="04090005" w:tentative="1">
+      <w:start w:val="1"/>
+      <w:numFmt w:val="bullet"/>
+      <w:lvlText w:val=""/>
+      <w:lvlJc w:val="left"/>
+      <w:pPr>
+        <w:ind w:left="6480" w:hanging="360"/>
+      </w:pPr>
+      <w:rPr>
+        <w:rFonts w:ascii="Wingdings" w:hAnsi="Wingdings" w:hint="default"/>
+      </w:rPr>
+    </w:lvl>
+  </w:abstractNum>
+  <w:abstractNum w:abstractNumId="5" w15:restartNumberingAfterBreak="0">
     <w:nsid w:val="551019B3"/>
     <w:multiLevelType w:val="hybridMultilevel"/>
     <w:tmpl w:val="47C02786"/>
@@ -549,11 +1700,492 @@
       </w:rPr>
     </w:lvl>
   </w:abstractNum>
+  <w:abstractNum w:abstractNumId="6" w15:restartNumberingAfterBreak="0">
+    <w:nsid w:val="5CD76835"/>
+    <w:multiLevelType w:val="hybridMultilevel"/>
+    <w:tmpl w:val="154A0F38"/>
+    <w:lvl w:ilvl="0" w:tplc="04090001">
+      <w:start w:val="1"/>
+      <w:numFmt w:val="bullet"/>
+      <w:lvlText w:val=""/>
+      <w:lvlJc w:val="left"/>
+      <w:pPr>
+        <w:ind w:left="720" w:hanging="360"/>
+      </w:pPr>
+      <w:rPr>
+        <w:rFonts w:ascii="Symbol" w:hAnsi="Symbol" w:hint="default"/>
+      </w:rPr>
+    </w:lvl>
+    <w:lvl w:ilvl="1" w:tplc="04090003" w:tentative="1">
+      <w:start w:val="1"/>
+      <w:numFmt w:val="bullet"/>
+      <w:lvlText w:val="o"/>
+      <w:lvlJc w:val="left"/>
+      <w:pPr>
+        <w:ind w:left="1440" w:hanging="360"/>
+      </w:pPr>
+      <w:rPr>
+        <w:rFonts w:ascii="Courier New" w:hAnsi="Courier New" w:cs="Courier New" w:hint="default"/>
+      </w:rPr>
+    </w:lvl>
+    <w:lvl w:ilvl="2" w:tplc="04090005" w:tentative="1">
+      <w:start w:val="1"/>
+      <w:numFmt w:val="bullet"/>
+      <w:lvlText w:val=""/>
+      <w:lvlJc w:val="left"/>
+      <w:pPr>
+        <w:ind w:left="2160" w:hanging="360"/>
+      </w:pPr>
+      <w:rPr>
+        <w:rFonts w:ascii="Wingdings" w:hAnsi="Wingdings" w:hint="default"/>
+      </w:rPr>
+    </w:lvl>
+    <w:lvl w:ilvl="3" w:tplc="04090001" w:tentative="1">
+      <w:start w:val="1"/>
+      <w:numFmt w:val="bullet"/>
+      <w:lvlText w:val=""/>
+      <w:lvlJc w:val="left"/>
+      <w:pPr>
+        <w:ind w:left="2880" w:hanging="360"/>
+      </w:pPr>
+      <w:rPr>
+        <w:rFonts w:ascii="Symbol" w:hAnsi="Symbol" w:hint="default"/>
+      </w:rPr>
+    </w:lvl>
+    <w:lvl w:ilvl="4" w:tplc="04090003" w:tentative="1">
+      <w:start w:val="1"/>
+      <w:numFmt w:val="bullet"/>
+      <w:lvlText w:val="o"/>
+      <w:lvlJc w:val="left"/>
+      <w:pPr>
+        <w:ind w:left="3600" w:hanging="360"/>
+      </w:pPr>
+      <w:rPr>
+        <w:rFonts w:ascii="Courier New" w:hAnsi="Courier New" w:cs="Courier New" w:hint="default"/>
+      </w:rPr>
+    </w:lvl>
+    <w:lvl w:ilvl="5" w:tplc="04090005" w:tentative="1">
+      <w:start w:val="1"/>
+      <w:numFmt w:val="bullet"/>
+      <w:lvlText w:val=""/>
+      <w:lvlJc w:val="left"/>
+      <w:pPr>
+        <w:ind w:left="4320" w:hanging="360"/>
+      </w:pPr>
+      <w:rPr>
+        <w:rFonts w:ascii="Wingdings" w:hAnsi="Wingdings" w:hint="default"/>
+      </w:rPr>
+    </w:lvl>
+    <w:lvl w:ilvl="6" w:tplc="04090001" w:tentative="1">
+      <w:start w:val="1"/>
+      <w:numFmt w:val="bullet"/>
+      <w:lvlText w:val=""/>
+      <w:lvlJc w:val="left"/>
+      <w:pPr>
+        <w:ind w:left="5040" w:hanging="360"/>
+      </w:pPr>
+      <w:rPr>
+        <w:rFonts w:ascii="Symbol" w:hAnsi="Symbol" w:hint="default"/>
+      </w:rPr>
+    </w:lvl>
+    <w:lvl w:ilvl="7" w:tplc="04090003" w:tentative="1">
+      <w:start w:val="1"/>
+      <w:numFmt w:val="bullet"/>
+      <w:lvlText w:val="o"/>
+      <w:lvlJc w:val="left"/>
+      <w:pPr>
+        <w:ind w:left="5760" w:hanging="360"/>
+      </w:pPr>
+      <w:rPr>
+        <w:rFonts w:ascii="Courier New" w:hAnsi="Courier New" w:cs="Courier New" w:hint="default"/>
+      </w:rPr>
+    </w:lvl>
+    <w:lvl w:ilvl="8" w:tplc="04090005" w:tentative="1">
+      <w:start w:val="1"/>
+      <w:numFmt w:val="bullet"/>
+      <w:lvlText w:val=""/>
+      <w:lvlJc w:val="left"/>
+      <w:pPr>
+        <w:ind w:left="6480" w:hanging="360"/>
+      </w:pPr>
+      <w:rPr>
+        <w:rFonts w:ascii="Wingdings" w:hAnsi="Wingdings" w:hint="default"/>
+      </w:rPr>
+    </w:lvl>
+  </w:abstractNum>
+  <w:abstractNum w:abstractNumId="7" w15:restartNumberingAfterBreak="0">
+    <w:nsid w:val="6B223850"/>
+    <w:multiLevelType w:val="hybridMultilevel"/>
+    <w:tmpl w:val="2DD21760"/>
+    <w:lvl w:ilvl="0" w:tplc="04090003">
+      <w:start w:val="1"/>
+      <w:numFmt w:val="bullet"/>
+      <w:lvlText w:val="o"/>
+      <w:lvlJc w:val="left"/>
+      <w:pPr>
+        <w:ind w:left="1080" w:hanging="360"/>
+      </w:pPr>
+      <w:rPr>
+        <w:rFonts w:ascii="Courier New" w:hAnsi="Courier New" w:cs="Courier New" w:hint="default"/>
+      </w:rPr>
+    </w:lvl>
+    <w:lvl w:ilvl="1" w:tplc="04090003" w:tentative="1">
+      <w:start w:val="1"/>
+      <w:numFmt w:val="bullet"/>
+      <w:lvlText w:val="o"/>
+      <w:lvlJc w:val="left"/>
+      <w:pPr>
+        <w:ind w:left="1800" w:hanging="360"/>
+      </w:pPr>
+      <w:rPr>
+        <w:rFonts w:ascii="Courier New" w:hAnsi="Courier New" w:cs="Courier New" w:hint="default"/>
+      </w:rPr>
+    </w:lvl>
+    <w:lvl w:ilvl="2" w:tplc="04090005" w:tentative="1">
+      <w:start w:val="1"/>
+      <w:numFmt w:val="bullet"/>
+      <w:lvlText w:val=""/>
+      <w:lvlJc w:val="left"/>
+      <w:pPr>
+        <w:ind w:left="2520" w:hanging="360"/>
+      </w:pPr>
+      <w:rPr>
+        <w:rFonts w:ascii="Wingdings" w:hAnsi="Wingdings" w:hint="default"/>
+      </w:rPr>
+    </w:lvl>
+    <w:lvl w:ilvl="3" w:tplc="04090001" w:tentative="1">
+      <w:start w:val="1"/>
+      <w:numFmt w:val="bullet"/>
+      <w:lvlText w:val=""/>
+      <w:lvlJc w:val="left"/>
+      <w:pPr>
+        <w:ind w:left="3240" w:hanging="360"/>
+      </w:pPr>
+      <w:rPr>
+        <w:rFonts w:ascii="Symbol" w:hAnsi="Symbol" w:hint="default"/>
+      </w:rPr>
+    </w:lvl>
+    <w:lvl w:ilvl="4" w:tplc="04090003" w:tentative="1">
+      <w:start w:val="1"/>
+      <w:numFmt w:val="bullet"/>
+      <w:lvlText w:val="o"/>
+      <w:lvlJc w:val="left"/>
+      <w:pPr>
+        <w:ind w:left="3960" w:hanging="360"/>
+      </w:pPr>
+      <w:rPr>
+        <w:rFonts w:ascii="Courier New" w:hAnsi="Courier New" w:cs="Courier New" w:hint="default"/>
+      </w:rPr>
+    </w:lvl>
+    <w:lvl w:ilvl="5" w:tplc="04090005" w:tentative="1">
+      <w:start w:val="1"/>
+      <w:numFmt w:val="bullet"/>
+      <w:lvlText w:val=""/>
+      <w:lvlJc w:val="left"/>
+      <w:pPr>
+        <w:ind w:left="4680" w:hanging="360"/>
+      </w:pPr>
+      <w:rPr>
+        <w:rFonts w:ascii="Wingdings" w:hAnsi="Wingdings" w:hint="default"/>
+      </w:rPr>
+    </w:lvl>
+    <w:lvl w:ilvl="6" w:tplc="04090001" w:tentative="1">
+      <w:start w:val="1"/>
+      <w:numFmt w:val="bullet"/>
+      <w:lvlText w:val=""/>
+      <w:lvlJc w:val="left"/>
+      <w:pPr>
+        <w:ind w:left="5400" w:hanging="360"/>
+      </w:pPr>
+      <w:rPr>
+        <w:rFonts w:ascii="Symbol" w:hAnsi="Symbol" w:hint="default"/>
+      </w:rPr>
+    </w:lvl>
+    <w:lvl w:ilvl="7" w:tplc="04090003" w:tentative="1">
+      <w:start w:val="1"/>
+      <w:numFmt w:val="bullet"/>
+      <w:lvlText w:val="o"/>
+      <w:lvlJc w:val="left"/>
+      <w:pPr>
+        <w:ind w:left="6120" w:hanging="360"/>
+      </w:pPr>
+      <w:rPr>
+        <w:rFonts w:ascii="Courier New" w:hAnsi="Courier New" w:cs="Courier New" w:hint="default"/>
+      </w:rPr>
+    </w:lvl>
+    <w:lvl w:ilvl="8" w:tplc="04090005" w:tentative="1">
+      <w:start w:val="1"/>
+      <w:numFmt w:val="bullet"/>
+      <w:lvlText w:val=""/>
+      <w:lvlJc w:val="left"/>
+      <w:pPr>
+        <w:ind w:left="6840" w:hanging="360"/>
+      </w:pPr>
+      <w:rPr>
+        <w:rFonts w:ascii="Wingdings" w:hAnsi="Wingdings" w:hint="default"/>
+      </w:rPr>
+    </w:lvl>
+  </w:abstractNum>
+  <w:abstractNum w:abstractNumId="8" w15:restartNumberingAfterBreak="0">
+    <w:nsid w:val="70802946"/>
+    <w:multiLevelType w:val="hybridMultilevel"/>
+    <w:tmpl w:val="56961A1C"/>
+    <w:lvl w:ilvl="0" w:tplc="04090001">
+      <w:start w:val="1"/>
+      <w:numFmt w:val="bullet"/>
+      <w:lvlText w:val=""/>
+      <w:lvlJc w:val="left"/>
+      <w:pPr>
+        <w:ind w:left="720" w:hanging="360"/>
+      </w:pPr>
+      <w:rPr>
+        <w:rFonts w:ascii="Symbol" w:hAnsi="Symbol" w:hint="default"/>
+      </w:rPr>
+    </w:lvl>
+    <w:lvl w:ilvl="1" w:tplc="04090003">
+      <w:start w:val="1"/>
+      <w:numFmt w:val="bullet"/>
+      <w:lvlText w:val="o"/>
+      <w:lvlJc w:val="left"/>
+      <w:pPr>
+        <w:ind w:left="1440" w:hanging="360"/>
+      </w:pPr>
+      <w:rPr>
+        <w:rFonts w:ascii="Courier New" w:hAnsi="Courier New" w:cs="Courier New" w:hint="default"/>
+      </w:rPr>
+    </w:lvl>
+    <w:lvl w:ilvl="2" w:tplc="04090005" w:tentative="1">
+      <w:start w:val="1"/>
+      <w:numFmt w:val="bullet"/>
+      <w:lvlText w:val=""/>
+      <w:lvlJc w:val="left"/>
+      <w:pPr>
+        <w:ind w:left="2160" w:hanging="360"/>
+      </w:pPr>
+      <w:rPr>
+        <w:rFonts w:ascii="Wingdings" w:hAnsi="Wingdings" w:hint="default"/>
+      </w:rPr>
+    </w:lvl>
+    <w:lvl w:ilvl="3" w:tplc="04090001" w:tentative="1">
+      <w:start w:val="1"/>
+      <w:numFmt w:val="bullet"/>
+      <w:lvlText w:val=""/>
+      <w:lvlJc w:val="left"/>
+      <w:pPr>
+        <w:ind w:left="2880" w:hanging="360"/>
+      </w:pPr>
+      <w:rPr>
+        <w:rFonts w:ascii="Symbol" w:hAnsi="Symbol" w:hint="default"/>
+      </w:rPr>
+    </w:lvl>
+    <w:lvl w:ilvl="4" w:tplc="04090003" w:tentative="1">
+      <w:start w:val="1"/>
+      <w:numFmt w:val="bullet"/>
+      <w:lvlText w:val="o"/>
+      <w:lvlJc w:val="left"/>
+      <w:pPr>
+        <w:ind w:left="3600" w:hanging="360"/>
+      </w:pPr>
+      <w:rPr>
+        <w:rFonts w:ascii="Courier New" w:hAnsi="Courier New" w:cs="Courier New" w:hint="default"/>
+      </w:rPr>
+    </w:lvl>
+    <w:lvl w:ilvl="5" w:tplc="04090005" w:tentative="1">
+      <w:start w:val="1"/>
+      <w:numFmt w:val="bullet"/>
+      <w:lvlText w:val=""/>
+      <w:lvlJc w:val="left"/>
+      <w:pPr>
+        <w:ind w:left="4320" w:hanging="360"/>
+      </w:pPr>
+      <w:rPr>
+        <w:rFonts w:ascii="Wingdings" w:hAnsi="Wingdings" w:hint="default"/>
+      </w:rPr>
+    </w:lvl>
+    <w:lvl w:ilvl="6" w:tplc="04090001" w:tentative="1">
+      <w:start w:val="1"/>
+      <w:numFmt w:val="bullet"/>
+      <w:lvlText w:val=""/>
+      <w:lvlJc w:val="left"/>
+      <w:pPr>
+        <w:ind w:left="5040" w:hanging="360"/>
+      </w:pPr>
+      <w:rPr>
+        <w:rFonts w:ascii="Symbol" w:hAnsi="Symbol" w:hint="default"/>
+      </w:rPr>
+    </w:lvl>
+    <w:lvl w:ilvl="7" w:tplc="04090003" w:tentative="1">
+      <w:start w:val="1"/>
+      <w:numFmt w:val="bullet"/>
+      <w:lvlText w:val="o"/>
+      <w:lvlJc w:val="left"/>
+      <w:pPr>
+        <w:ind w:left="5760" w:hanging="360"/>
+      </w:pPr>
+      <w:rPr>
+        <w:rFonts w:ascii="Courier New" w:hAnsi="Courier New" w:cs="Courier New" w:hint="default"/>
+      </w:rPr>
+    </w:lvl>
+    <w:lvl w:ilvl="8" w:tplc="04090005" w:tentative="1">
+      <w:start w:val="1"/>
+      <w:numFmt w:val="bullet"/>
+      <w:lvlText w:val=""/>
+      <w:lvlJc w:val="left"/>
+      <w:pPr>
+        <w:ind w:left="6480" w:hanging="360"/>
+      </w:pPr>
+      <w:rPr>
+        <w:rFonts w:ascii="Wingdings" w:hAnsi="Wingdings" w:hint="default"/>
+      </w:rPr>
+    </w:lvl>
+  </w:abstractNum>
+  <w:abstractNum w:abstractNumId="9" w15:restartNumberingAfterBreak="0">
+    <w:nsid w:val="708160A4"/>
+    <w:multiLevelType w:val="hybridMultilevel"/>
+    <w:tmpl w:val="6D3E4F12"/>
+    <w:lvl w:ilvl="0" w:tplc="00000001">
+      <w:start w:val="1"/>
+      <w:numFmt w:val="bullet"/>
+      <w:lvlText w:val=""/>
+      <w:lvlJc w:val="left"/>
+      <w:pPr>
+        <w:tabs>
+          <w:tab w:val="num" w:pos="0"/>
+        </w:tabs>
+        <w:ind w:left="720" w:hanging="360"/>
+      </w:pPr>
+      <w:rPr>
+        <w:rFonts w:ascii="Symbol" w:hAnsi="Symbol" w:cs="Symbol" w:hint="default"/>
+        <w:sz w:val="21"/>
+        <w:szCs w:val="21"/>
+      </w:rPr>
+    </w:lvl>
+    <w:lvl w:ilvl="1" w:tplc="04090003">
+      <w:start w:val="1"/>
+      <w:numFmt w:val="bullet"/>
+      <w:lvlText w:val="o"/>
+      <w:lvlJc w:val="left"/>
+      <w:pPr>
+        <w:ind w:left="1440" w:hanging="360"/>
+      </w:pPr>
+      <w:rPr>
+        <w:rFonts w:ascii="Courier New" w:hAnsi="Courier New" w:cs="Courier New" w:hint="default"/>
+      </w:rPr>
+    </w:lvl>
+    <w:lvl w:ilvl="2" w:tplc="04090005" w:tentative="1">
+      <w:start w:val="1"/>
+      <w:numFmt w:val="bullet"/>
+      <w:lvlText w:val=""/>
+      <w:lvlJc w:val="left"/>
+      <w:pPr>
+        <w:ind w:left="2160" w:hanging="360"/>
+      </w:pPr>
+      <w:rPr>
+        <w:rFonts w:ascii="Wingdings" w:hAnsi="Wingdings" w:hint="default"/>
+      </w:rPr>
+    </w:lvl>
+    <w:lvl w:ilvl="3" w:tplc="04090001" w:tentative="1">
+      <w:start w:val="1"/>
+      <w:numFmt w:val="bullet"/>
+      <w:lvlText w:val=""/>
+      <w:lvlJc w:val="left"/>
+      <w:pPr>
+        <w:ind w:left="2880" w:hanging="360"/>
+      </w:pPr>
+      <w:rPr>
+        <w:rFonts w:ascii="Symbol" w:hAnsi="Symbol" w:hint="default"/>
+      </w:rPr>
+    </w:lvl>
+    <w:lvl w:ilvl="4" w:tplc="04090003" w:tentative="1">
+      <w:start w:val="1"/>
+      <w:numFmt w:val="bullet"/>
+      <w:lvlText w:val="o"/>
+      <w:lvlJc w:val="left"/>
+      <w:pPr>
+        <w:ind w:left="3600" w:hanging="360"/>
+      </w:pPr>
+      <w:rPr>
+        <w:rFonts w:ascii="Courier New" w:hAnsi="Courier New" w:cs="Courier New" w:hint="default"/>
+      </w:rPr>
+    </w:lvl>
+    <w:lvl w:ilvl="5" w:tplc="04090005" w:tentative="1">
+      <w:start w:val="1"/>
+      <w:numFmt w:val="bullet"/>
+      <w:lvlText w:val=""/>
+      <w:lvlJc w:val="left"/>
+      <w:pPr>
+        <w:ind w:left="4320" w:hanging="360"/>
+      </w:pPr>
+      <w:rPr>
+        <w:rFonts w:ascii="Wingdings" w:hAnsi="Wingdings" w:hint="default"/>
+      </w:rPr>
+    </w:lvl>
+    <w:lvl w:ilvl="6" w:tplc="04090001" w:tentative="1">
+      <w:start w:val="1"/>
+      <w:numFmt w:val="bullet"/>
+      <w:lvlText w:val=""/>
+      <w:lvlJc w:val="left"/>
+      <w:pPr>
+        <w:ind w:left="5040" w:hanging="360"/>
+      </w:pPr>
+      <w:rPr>
+        <w:rFonts w:ascii="Symbol" w:hAnsi="Symbol" w:hint="default"/>
+      </w:rPr>
+    </w:lvl>
+    <w:lvl w:ilvl="7" w:tplc="04090003" w:tentative="1">
+      <w:start w:val="1"/>
+      <w:numFmt w:val="bullet"/>
+      <w:lvlText w:val="o"/>
+      <w:lvlJc w:val="left"/>
+      <w:pPr>
+        <w:ind w:left="5760" w:hanging="360"/>
+      </w:pPr>
+      <w:rPr>
+        <w:rFonts w:ascii="Courier New" w:hAnsi="Courier New" w:cs="Courier New" w:hint="default"/>
+      </w:rPr>
+    </w:lvl>
+    <w:lvl w:ilvl="8" w:tplc="04090005" w:tentative="1">
+      <w:start w:val="1"/>
+      <w:numFmt w:val="bullet"/>
+      <w:lvlText w:val=""/>
+      <w:lvlJc w:val="left"/>
+      <w:pPr>
+        <w:ind w:left="6480" w:hanging="360"/>
+      </w:pPr>
+      <w:rPr>
+        <w:rFonts w:ascii="Wingdings" w:hAnsi="Wingdings" w:hint="default"/>
+      </w:rPr>
+    </w:lvl>
+  </w:abstractNum>
   <w:num w:numId="1" w16cid:durableId="859319696">
+    <w:abstractNumId w:val="1"/>
+  </w:num>
+  <w:num w:numId="2" w16cid:durableId="1616012026">
+    <w:abstractNumId w:val="5"/>
+  </w:num>
+  <w:num w:numId="3" w16cid:durableId="1535192052">
+    <w:abstractNumId w:val="6"/>
+  </w:num>
+  <w:num w:numId="4" w16cid:durableId="1760636301">
+    <w:abstractNumId w:val="4"/>
+  </w:num>
+  <w:num w:numId="5" w16cid:durableId="209154778">
+    <w:abstractNumId w:val="8"/>
+  </w:num>
+  <w:num w:numId="6" w16cid:durableId="1123890662">
+    <w:abstractNumId w:val="9"/>
+  </w:num>
+  <w:num w:numId="7" w16cid:durableId="1527525703">
+    <w:abstractNumId w:val="3"/>
+  </w:num>
+  <w:num w:numId="8" w16cid:durableId="2009750941">
+    <w:abstractNumId w:val="2"/>
+  </w:num>
+  <w:num w:numId="9" w16cid:durableId="139544467">
     <w:abstractNumId w:val="0"/>
   </w:num>
-  <w:num w:numId="2" w16cid:durableId="1616012026">
-    <w:abstractNumId w:val="1"/>
+  <w:num w:numId="10" w16cid:durableId="623658526">
+    <w:abstractNumId w:val="7"/>
   </w:num>
 </w:numbering>
 </file>
@@ -757,7 +2389,7 @@
     <w:lsdException w:name="Medium Shading 2 Accent 1" w:uiPriority="64"/>
     <w:lsdException w:name="Medium List 1 Accent 1" w:uiPriority="65"/>
     <w:lsdException w:name="Revision" w:semiHidden="1"/>
-    <w:lsdException w:name="List Paragraph" w:uiPriority="34" w:qFormat="1"/>
+    <w:lsdException w:name="List Paragraph" w:uiPriority="0" w:qFormat="1"/>
     <w:lsdException w:name="Quote" w:uiPriority="29" w:qFormat="1"/>
     <w:lsdException w:name="Intense Quote" w:uiPriority="30" w:qFormat="1"/>
     <w:lsdException w:name="Medium List 2 Accent 1" w:uiPriority="66"/>
@@ -1406,7 +3038,6 @@
   <w:style w:type="paragraph" w:styleId="ListParagraph">
     <w:name w:val="List Paragraph"/>
     <w:basedOn w:val="Normal"/>
-    <w:uiPriority w:val="34"/>
     <w:qFormat/>
     <w:rsid w:val="00AA5D7F"/>
     <w:pPr>
@@ -1473,6 +3104,29 @@
       <w:smallCaps/>
       <w:color w:val="0F4761" w:themeColor="accent1" w:themeShade="BF"/>
       <w:spacing w:val="5"/>
+    </w:rPr>
+  </w:style>
+  <w:style w:type="character" w:styleId="Hyperlink">
+    <w:name w:val="Hyperlink"/>
+    <w:basedOn w:val="DefaultParagraphFont"/>
+    <w:uiPriority w:val="99"/>
+    <w:unhideWhenUsed/>
+    <w:rsid w:val="00600A30"/>
+    <w:rPr>
+      <w:color w:val="467886" w:themeColor="hyperlink"/>
+      <w:u w:val="single"/>
+    </w:rPr>
+  </w:style>
+  <w:style w:type="character" w:styleId="UnresolvedMention">
+    <w:name w:val="Unresolved Mention"/>
+    <w:basedOn w:val="DefaultParagraphFont"/>
+    <w:uiPriority w:val="99"/>
+    <w:semiHidden/>
+    <w:unhideWhenUsed/>
+    <w:rsid w:val="00600A30"/>
+    <w:rPr>
+      <w:color w:val="605E5C"/>
+      <w:shd w:val="clear" w:color="auto" w:fill="E1DFDD"/>
     </w:rPr>
   </w:style>
 </w:styles>

--- a/resume_input/in_profile_2026-07-14.docx
+++ b/resume_input/in_profile_2026-07-14.docx
@@ -489,6 +489,24 @@
     <w:p>
       <w:pPr>
         <w:pStyle w:val="ListParagraph"/>
+        <w:numPr>
+          <w:ilvl w:val="0"/>
+          <w:numId w:val="9"/>
+        </w:numPr>
+        <w:suppressAutoHyphens/>
+        <w:spacing w:after="0" w:line="240" w:lineRule="auto"/>
+        <w:contextualSpacing w:val="0"/>
+      </w:pPr>
+      <w:r>
+        <w:t>Helped Allstate conduct an omnichannel geo incrementality test</w:t>
+      </w:r>
+      <w:r>
+        <w:t xml:space="preserve">. </w:t>
+      </w:r>
+    </w:p>
+    <w:p>
+      <w:pPr>
+        <w:pStyle w:val="ListParagraph"/>
         <w:suppressAutoHyphens/>
         <w:spacing w:after="0" w:line="240" w:lineRule="auto"/>
         <w:contextualSpacing w:val="0"/>
@@ -545,7 +563,7 @@
         </w:numPr>
       </w:pPr>
       <w:r>
-        <w:t>R</w:t>
+        <w:t>SQL</w:t>
       </w:r>
     </w:p>
     <w:p>
@@ -556,9 +574,14 @@
           <w:numId w:val="1"/>
         </w:numPr>
       </w:pPr>
-      <w:r>
-        <w:t>SQL</w:t>
-      </w:r>
+      <w:proofErr w:type="spellStart"/>
+      <w:r>
+        <w:t>BigQ</w:t>
+      </w:r>
+      <w:r>
+        <w:t>uery</w:t>
+      </w:r>
+      <w:proofErr w:type="spellEnd"/>
     </w:p>
     <w:p>
       <w:pPr>
@@ -569,10 +592,7 @@
         </w:numPr>
       </w:pPr>
       <w:r>
-        <w:t>BigQ</w:t>
-      </w:r>
-      <w:r>
-        <w:t>uery</w:t>
+        <w:t>Dataiku</w:t>
       </w:r>
     </w:p>
     <w:p>
@@ -583,9 +603,11 @@
           <w:numId w:val="1"/>
         </w:numPr>
       </w:pPr>
-      <w:r>
-        <w:t>Dataiku</w:t>
-      </w:r>
+      <w:proofErr w:type="spellStart"/>
+      <w:r>
+        <w:t>Sagemaker</w:t>
+      </w:r>
+      <w:proofErr w:type="spellEnd"/>
     </w:p>
     <w:p>
       <w:pPr>
@@ -596,7 +618,7 @@
         </w:numPr>
       </w:pPr>
       <w:r>
-        <w:t>Sagemaker</w:t>
+        <w:t>Claude Code</w:t>
       </w:r>
     </w:p>
     <w:p>
@@ -608,7 +630,7 @@
         </w:numPr>
       </w:pPr>
       <w:r>
-        <w:t>Claude Code</w:t>
+        <w:t>Snowflake</w:t>
       </w:r>
     </w:p>
     <w:p>
@@ -620,7 +642,7 @@
         </w:numPr>
       </w:pPr>
       <w:r>
-        <w:t>Snowflake</w:t>
+        <w:t>Adobe Analytics</w:t>
       </w:r>
     </w:p>
     <w:p>
@@ -632,7 +654,7 @@
         </w:numPr>
       </w:pPr>
       <w:r>
-        <w:t>Adobe Analytics</w:t>
+        <w:t>Google Ads</w:t>
       </w:r>
     </w:p>
     <w:p>
@@ -644,7 +666,7 @@
         </w:numPr>
       </w:pPr>
       <w:r>
-        <w:t>Google Ads</w:t>
+        <w:t>Tableau</w:t>
       </w:r>
     </w:p>
     <w:p>
@@ -655,21 +677,11 @@
           <w:numId w:val="1"/>
         </w:numPr>
       </w:pPr>
-      <w:r>
-        <w:t>Tableau</w:t>
-      </w:r>
-    </w:p>
-    <w:p>
-      <w:pPr>
-        <w:pStyle w:val="ListParagraph"/>
-        <w:numPr>
-          <w:ilvl w:val="0"/>
-          <w:numId w:val="1"/>
-        </w:numPr>
-      </w:pPr>
+      <w:proofErr w:type="spellStart"/>
       <w:r>
         <w:t>Github</w:t>
       </w:r>
+      <w:proofErr w:type="spellEnd"/>
     </w:p>
     <w:p>
       <w:pPr>
@@ -821,6 +833,18 @@
         </w:numPr>
       </w:pPr>
       <w:r>
+        <w:t>Geo Incrementality Tests</w:t>
+      </w:r>
+    </w:p>
+    <w:p>
+      <w:pPr>
+        <w:pStyle w:val="ListParagraph"/>
+        <w:numPr>
+          <w:ilvl w:val="0"/>
+          <w:numId w:val="2"/>
+        </w:numPr>
+      </w:pPr>
+      <w:r>
         <w:t>Data Science end-to-end project facilitation</w:t>
       </w:r>
     </w:p>
@@ -1079,6 +1103,9 @@
       <w:r>
         <w:t>Gifted at communicating about data science AI/ML</w:t>
       </w:r>
+      <w:r>
+        <w:t xml:space="preserve"> to any type of audience</w:t>
+      </w:r>
     </w:p>
     <w:p>
       <w:pPr>
@@ -1090,6 +1117,57 @@
       </w:pPr>
       <w:r>
         <w:t>Truly enjoy</w:t>
+      </w:r>
+      <w:r>
+        <w:t xml:space="preserve"> training and mentoring others</w:t>
+      </w:r>
+      <w:r>
+        <w:t xml:space="preserve"> in analytics careers</w:t>
+      </w:r>
+    </w:p>
+    <w:p>
+      <w:pPr>
+        <w:pStyle w:val="ListParagraph"/>
+        <w:numPr>
+          <w:ilvl w:val="0"/>
+          <w:numId w:val="7"/>
+        </w:numPr>
+      </w:pPr>
+      <w:r>
+        <w:t>Growth mindset and always staying on top of the field</w:t>
+      </w:r>
+    </w:p>
+    <w:p>
+      <w:pPr>
+        <w:pStyle w:val="ListParagraph"/>
+        <w:numPr>
+          <w:ilvl w:val="0"/>
+          <w:numId w:val="7"/>
+        </w:numPr>
+      </w:pPr>
+      <w:r>
+        <w:t>Encourages breadth and depth style of talent development</w:t>
+      </w:r>
+    </w:p>
+    <w:p>
+      <w:pPr>
+        <w:pStyle w:val="ListParagraph"/>
+        <w:numPr>
+          <w:ilvl w:val="0"/>
+          <w:numId w:val="7"/>
+        </w:numPr>
+      </w:pPr>
+      <w:r>
+        <w:t xml:space="preserve">Data </w:t>
+      </w:r>
+      <w:r>
+        <w:t>Visualization</w:t>
+      </w:r>
+      <w:r>
+        <w:t xml:space="preserve"> </w:t>
+      </w:r>
+      <w:r>
+        <w:t xml:space="preserve">and high quality of presentations. </w:t>
       </w:r>
     </w:p>
     <w:p>
